--- a/docs/DSR Portal - Developer Handbook.docx
+++ b/docs/DSR Portal - Developer Handbook.docx
@@ -55,7 +55,7 @@
           <w:color w:val="8A8A85"/>
           <w:sz w:val="18"/>
         </w:rPr>
-        <w:t>Version 1.0  ·  20 August 2026</w:t>
+        <w:t>Version 1.0  ·  29 August 2026</w:t>
       </w:r>
     </w:p>
     <w:p>
@@ -2452,7 +2452,7 @@
               <w:rPr>
                 <w:sz w:val="18"/>
               </w:rPr>
-              <w:t>, which resolves the active adapter per call so providers can be switched at runtime.</w:t>
+              <w:t>, which resolves the active adapter per call. Provider choice itself is environment-only (see 4.3).</w:t>
             </w:r>
           </w:p>
         </w:tc>
@@ -2474,7 +2474,7 @@
                 <w:color w:val="6F5900"/>
                 <w:sz w:val="18"/>
               </w:rPr>
-              <w:t>smtp.ts</w:t>
+              <w:t>net-diagnostics.ts</w:t>
             </w:r>
           </w:p>
         </w:tc>
@@ -2492,7 +2492,7 @@
               <w:rPr>
                 <w:sz w:val="18"/>
               </w:rPr>
-              <w:t>Shared SMTP transport with IPv4 pinning and timeouts, plus the staged diagnostic.</w:t>
+              <w:t>Shared HTTPS reachability probe (DNS, TCP) with IPv4 pinning and timeouts, plus the staged diagnostic.</w:t>
             </w:r>
           </w:p>
         </w:tc>
@@ -2514,7 +2514,7 @@
                 <w:color w:val="6F5900"/>
                 <w:sz w:val="18"/>
               </w:rPr>
-              <w:t>gmail.provider.ts</w:t>
+              <w:t>graph.provider.ts</w:t>
             </w:r>
           </w:p>
         </w:tc>
@@ -2532,7 +2532,7 @@
               <w:rPr>
                 <w:sz w:val="18"/>
               </w:rPr>
-              <w:t>Gmail over SMTP app password or the Gmail API with OAuth2. Only the API path works on this host.</w:t>
+              <w:t>Microsoft Graph, sending as a shared mailbox. The only production adapter.</w:t>
             </w:r>
           </w:p>
         </w:tc>
@@ -2554,7 +2554,7 @@
                 <w:color w:val="6F5900"/>
                 <w:sz w:val="18"/>
               </w:rPr>
-              <w:t>smtp.provider.ts</w:t>
+              <w:t>console.provider.ts</w:t>
             </w:r>
           </w:p>
         </w:tc>
@@ -2572,7 +2572,21 @@
               <w:rPr>
                 <w:sz w:val="18"/>
               </w:rPr>
-              <w:t>Any SMTP server.</w:t>
+              <w:t xml:space="preserve">Development adapter that writes to the log. Refused in production unless </w:t>
+            </w:r>
+            <w:r>
+              <w:rPr>
+                <w:rFonts w:ascii="Consolas" w:hAnsi="Consolas"/>
+                <w:color w:val="6F5900"/>
+                <w:sz w:val="18"/>
+              </w:rPr>
+              <w:t>ALLOW_CONSOLE_EMAIL=true</w:t>
+            </w:r>
+            <w:r>
+              <w:rPr>
+                <w:sz w:val="18"/>
+              </w:rPr>
+              <w:t>.</w:t>
             </w:r>
           </w:p>
         </w:tc>
@@ -2594,7 +2608,7 @@
                 <w:color w:val="6F5900"/>
                 <w:sz w:val="18"/>
               </w:rPr>
-              <w:t>resend.provider.ts</w:t>
+              <w:t>email-config.ts</w:t>
             </w:r>
           </w:p>
         </w:tc>
@@ -2612,21 +2626,7 @@
               <w:rPr>
                 <w:sz w:val="18"/>
               </w:rPr>
-              <w:t>Resend over HTTPS.</w:t>
-            </w:r>
-          </w:p>
-        </w:tc>
-      </w:tr>
-      <w:tr>
-        <w:tc>
-          <w:tcPr>
-            <w:tcW w:type="dxa" w:w="2448"/>
-          </w:tcPr>
-          <w:p>
-            <w:r>
-              <w:rPr>
-                <w:sz w:val="18"/>
-              </w:rPr>
+              <w:t xml:space="preserve">Pure </w:t>
             </w:r>
             <w:r>
               <w:rPr>
@@ -2634,39 +2634,13 @@
                 <w:color w:val="6F5900"/>
                 <w:sz w:val="18"/>
               </w:rPr>
-              <w:t>graph.provider.ts</w:t>
-            </w:r>
-          </w:p>
-        </w:tc>
-        <w:tc>
-          <w:tcPr>
-            <w:tcW w:type="dxa" w:w="6768"/>
-          </w:tcPr>
-          <w:p>
-            <w:r>
-              <w:rPr>
-                <w:sz w:val="18"/>
-              </w:rPr>
-            </w:r>
-            <w:r>
-              <w:rPr>
-                <w:sz w:val="18"/>
-              </w:rPr>
-              <w:t>Microsoft Graph, sending as a shared mailbox.</w:t>
-            </w:r>
-          </w:p>
-        </w:tc>
-      </w:tr>
-      <w:tr>
-        <w:tc>
-          <w:tcPr>
-            <w:tcW w:type="dxa" w:w="2448"/>
-          </w:tcPr>
-          <w:p>
-            <w:r>
-              <w:rPr>
-                <w:sz w:val="18"/>
-              </w:rPr>
+              <w:t>missingEmailKeys()</w:t>
+            </w:r>
+            <w:r>
+              <w:rPr>
+                <w:sz w:val="18"/>
+              </w:rPr>
+              <w:t>/</w:t>
             </w:r>
             <w:r>
               <w:rPr>
@@ -2674,25 +2648,27 @@
                 <w:color w:val="6F5900"/>
                 <w:sz w:val="18"/>
               </w:rPr>
-              <w:t>console.provider.ts</w:t>
-            </w:r>
-          </w:p>
-        </w:tc>
-        <w:tc>
-          <w:tcPr>
-            <w:tcW w:type="dxa" w:w="6768"/>
-          </w:tcPr>
-          <w:p>
-            <w:r>
-              <w:rPr>
-                <w:sz w:val="18"/>
-              </w:rPr>
-            </w:r>
-            <w:r>
-              <w:rPr>
-                <w:sz w:val="18"/>
-              </w:rPr>
-              <w:t>Development adapter that writes to the log. Refused in production.</w:t>
+              <w:t>assertEmailConfig()</w:t>
+            </w:r>
+            <w:r>
+              <w:rPr>
+                <w:sz w:val="18"/>
+              </w:rPr>
+              <w:t xml:space="preserve"> boot-time check: a missing Graph credential stops the service before </w:t>
+            </w:r>
+            <w:r>
+              <w:rPr>
+                <w:rFonts w:ascii="Consolas" w:hAnsi="Consolas"/>
+                <w:color w:val="6F5900"/>
+                <w:sz w:val="18"/>
+              </w:rPr>
+              <w:t>app.listen()</w:t>
+            </w:r>
+            <w:r>
+              <w:rPr>
+                <w:sz w:val="18"/>
+              </w:rPr>
+              <w:t>.</w:t>
             </w:r>
           </w:p>
         </w:tc>
@@ -2824,7 +2800,21 @@
               <w:rPr>
                 <w:sz w:val="18"/>
               </w:rPr>
-              <w:t>Declarative field catalog. Adding an entry here is all it takes to surface a new setting in the UI.</w:t>
+              <w:t xml:space="preserve">Declarative field catalog. Adding an entry here is all it takes to surface a new setting in the UI. The </w:t>
+            </w:r>
+            <w:r>
+              <w:rPr>
+                <w:rFonts w:ascii="Consolas" w:hAnsi="Consolas"/>
+                <w:color w:val="6F5900"/>
+                <w:sz w:val="18"/>
+              </w:rPr>
+              <w:t>envOnly</w:t>
+            </w:r>
+            <w:r>
+              <w:rPr>
+                <w:sz w:val="18"/>
+              </w:rPr>
+              <w:t xml:space="preserve"> flag locks the six email keys to the environment.</w:t>
             </w:r>
           </w:p>
         </w:tc>
@@ -2864,7 +2854,35 @@
               <w:rPr>
                 <w:sz w:val="18"/>
               </w:rPr>
-              <w:t>Resolution order, in-memory cache, encryption of secrets, validation, audit.</w:t>
+              <w:t>Resolution order (</w:t>
+            </w:r>
+            <w:r>
+              <w:rPr>
+                <w:rFonts w:ascii="Consolas" w:hAnsi="Consolas"/>
+                <w:color w:val="6F5900"/>
+                <w:sz w:val="18"/>
+              </w:rPr>
+              <w:t>resolveValue()</w:t>
+            </w:r>
+            <w:r>
+              <w:rPr>
+                <w:sz w:val="18"/>
+              </w:rPr>
+              <w:t xml:space="preserve">), in-memory cache, encryption of secrets, validation, </w:t>
+            </w:r>
+            <w:r>
+              <w:rPr>
+                <w:rFonts w:ascii="Consolas" w:hAnsi="Consolas"/>
+                <w:color w:val="6F5900"/>
+                <w:sz w:val="18"/>
+              </w:rPr>
+              <w:t>envOnly</w:t>
+            </w:r>
+            <w:r>
+              <w:rPr>
+                <w:sz w:val="18"/>
+              </w:rPr>
+              <w:t xml:space="preserve"> write rejection, audit.</w:t>
             </w:r>
           </w:p>
         </w:tc>
@@ -2904,101 +2922,7 @@
               <w:rPr>
                 <w:sz w:val="18"/>
               </w:rPr>
-              <w:t>Super-admin API, connection check, diagnostics, test send, and starting the Gmail authorisation.</w:t>
-            </w:r>
-          </w:p>
-        </w:tc>
-      </w:tr>
-      <w:tr>
-        <w:tc>
-          <w:tcPr>
-            <w:tcW w:type="dxa" w:w="2736"/>
-          </w:tcPr>
-          <w:p>
-            <w:r>
-              <w:rPr>
-                <w:sz w:val="18"/>
-              </w:rPr>
-            </w:r>
-            <w:r>
-              <w:rPr>
-                <w:rFonts w:ascii="Consolas" w:hAnsi="Consolas"/>
-                <w:color w:val="6F5900"/>
-                <w:sz w:val="18"/>
-              </w:rPr>
-              <w:t>settings/gmail-oauth.service.ts</w:t>
-            </w:r>
-          </w:p>
-        </w:tc>
-        <w:tc>
-          <w:tcPr>
-            <w:tcW w:type="dxa" w:w="6480"/>
-          </w:tcPr>
-          <w:p>
-            <w:r>
-              <w:rPr>
-                <w:sz w:val="18"/>
-              </w:rPr>
-            </w:r>
-            <w:r>
-              <w:rPr>
-                <w:sz w:val="18"/>
-              </w:rPr>
-              <w:t xml:space="preserve">The OAuth2 authorisation-code flow: builds the consent URL, holds the pending </w:t>
-            </w:r>
-            <w:r>
-              <w:rPr>
-                <w:rFonts w:ascii="Consolas" w:hAnsi="Consolas"/>
-                <w:color w:val="6F5900"/>
-                <w:sz w:val="18"/>
-              </w:rPr>
-              <w:t>state</w:t>
-            </w:r>
-            <w:r>
-              <w:rPr>
-                <w:sz w:val="18"/>
-              </w:rPr>
-              <w:t>, exchanges the code, stores the refresh token.</w:t>
-            </w:r>
-          </w:p>
-        </w:tc>
-      </w:tr>
-      <w:tr>
-        <w:tc>
-          <w:tcPr>
-            <w:tcW w:type="dxa" w:w="2736"/>
-          </w:tcPr>
-          <w:p>
-            <w:r>
-              <w:rPr>
-                <w:sz w:val="18"/>
-              </w:rPr>
-            </w:r>
-            <w:r>
-              <w:rPr>
-                <w:rFonts w:ascii="Consolas" w:hAnsi="Consolas"/>
-                <w:color w:val="6F5900"/>
-                <w:sz w:val="18"/>
-              </w:rPr>
-              <w:t>settings/gmail-callback.controller.ts</w:t>
-            </w:r>
-          </w:p>
-        </w:tc>
-        <w:tc>
-          <w:tcPr>
-            <w:tcW w:type="dxa" w:w="6480"/>
-          </w:tcPr>
-          <w:p>
-            <w:r>
-              <w:rPr>
-                <w:sz w:val="18"/>
-              </w:rPr>
-            </w:r>
-            <w:r>
-              <w:rPr>
-                <w:sz w:val="18"/>
-              </w:rPr>
-              <w:t>The unauthenticated redirect target Google returns to. Renders the success or failure page.</w:t>
+              <w:t>Super-admin API: catalog + values, update, connection check, diagnostics, test send.</w:t>
             </w:r>
           </w:p>
         </w:tc>
@@ -5632,7 +5556,7 @@
         <w:pStyle w:val="CodeBlock"/>
       </w:pPr>
       <w:r>
-        <w:t xml:space="preserve">             └─ settings.get('EMAIL_PROVIDER')   ← read per call, not at boot</w:t>
+        <w:t xml:space="preserve">             └─ settings.get('EMAIL_PROVIDER')   ← envOnly: env or catalog default, never a DB row</w:t>
       </w:r>
     </w:p>
     <w:p>
@@ -5640,7 +5564,7 @@
         <w:pStyle w:val="CodeBlock"/>
       </w:pPr>
       <w:r>
-        <w:t xml:space="preserve">                  ├─ gmail   → SMTP app password (blocked here) | Gmail API over OAuth2</w:t>
+        <w:t xml:space="preserve">                  ├─ graph   → Microsoft Graph over HTTPS</w:t>
       </w:r>
     </w:p>
     <w:p>
@@ -5648,7 +5572,253 @@
         <w:pStyle w:val="CodeBlock"/>
       </w:pPr>
       <w:r>
-        <w:t xml:space="preserve">                  ├─ smtp    → any SMTP server</w:t>
+        <w:t xml:space="preserve">                  └─ console → log only, refused in production unless ALLOW_CONSOLE_EMAIL=true</w:t>
+      </w:r>
+    </w:p>
+    <w:p>
+      <w:pPr>
+        <w:pStyle w:val="ListBullet"/>
+      </w:pPr>
+      <w:r>
+        <w:t xml:space="preserve">Graph and console are the only adapters. Provider choice and every Graph credential are </w:t>
+      </w:r>
+      <w:r>
+        <w:rPr>
+          <w:rFonts w:ascii="Consolas" w:hAnsi="Consolas"/>
+          <w:color w:val="6F5900"/>
+          <w:sz w:val="18"/>
+        </w:rPr>
+        <w:t>envOnly</w:t>
+      </w:r>
+      <w:r>
+        <w:t xml:space="preserve"> catalog entries (§4.6): </w:t>
+      </w:r>
+      <w:r>
+        <w:rPr>
+          <w:rFonts w:ascii="Consolas" w:hAnsi="Consolas"/>
+          <w:color w:val="6F5900"/>
+          <w:sz w:val="18"/>
+        </w:rPr>
+        <w:t>EMAIL_PROVIDER</w:t>
+      </w:r>
+      <w:r>
+        <w:t xml:space="preserve">, </w:t>
+      </w:r>
+      <w:r>
+        <w:rPr>
+          <w:rFonts w:ascii="Consolas" w:hAnsi="Consolas"/>
+          <w:color w:val="6F5900"/>
+          <w:sz w:val="18"/>
+        </w:rPr>
+        <w:t>EMAIL_FROM_NAME</w:t>
+      </w:r>
+      <w:r>
+        <w:t xml:space="preserve">, </w:t>
+      </w:r>
+      <w:r>
+        <w:rPr>
+          <w:rFonts w:ascii="Consolas" w:hAnsi="Consolas"/>
+          <w:color w:val="6F5900"/>
+          <w:sz w:val="18"/>
+        </w:rPr>
+        <w:t>PRIVACY_MAILBOX</w:t>
+      </w:r>
+      <w:r>
+        <w:t xml:space="preserve">, </w:t>
+      </w:r>
+      <w:r>
+        <w:rPr>
+          <w:rFonts w:ascii="Consolas" w:hAnsi="Consolas"/>
+          <w:color w:val="6F5900"/>
+          <w:sz w:val="18"/>
+        </w:rPr>
+        <w:t>GRAPH_TENANT_ID</w:t>
+      </w:r>
+      <w:r>
+        <w:t xml:space="preserve">, </w:t>
+      </w:r>
+      <w:r>
+        <w:rPr>
+          <w:rFonts w:ascii="Consolas" w:hAnsi="Consolas"/>
+          <w:color w:val="6F5900"/>
+          <w:sz w:val="18"/>
+        </w:rPr>
+        <w:t>GRAPH_CLIENT_ID</w:t>
+      </w:r>
+      <w:r>
+        <w:t xml:space="preserve">, </w:t>
+      </w:r>
+      <w:r>
+        <w:rPr>
+          <w:rFonts w:ascii="Consolas" w:hAnsi="Consolas"/>
+          <w:color w:val="6F5900"/>
+          <w:sz w:val="18"/>
+        </w:rPr>
+        <w:t>GRAPH_CLIENT_SECRET</w:t>
+      </w:r>
+      <w:r>
+        <w:t xml:space="preserve">. A database row can never shadow the value in </w:t>
+      </w:r>
+      <w:r>
+        <w:rPr>
+          <w:rFonts w:ascii="Consolas" w:hAnsi="Consolas"/>
+          <w:color w:val="6F5900"/>
+          <w:sz w:val="18"/>
+        </w:rPr>
+        <w:t>/etc/dsr/dsr-api.env</w:t>
+      </w:r>
+      <w:r>
+        <w:t xml:space="preserve">, and </w:t>
+      </w:r>
+      <w:r>
+        <w:rPr>
+          <w:rFonts w:ascii="Consolas" w:hAnsi="Consolas"/>
+          <w:color w:val="6F5900"/>
+          <w:sz w:val="18"/>
+        </w:rPr>
+        <w:t>PUT /internal/admin/settings</w:t>
+      </w:r>
+      <w:r>
+        <w:t xml:space="preserve"> returns </w:t>
+      </w:r>
+      <w:r>
+        <w:rPr>
+          <w:rFonts w:ascii="Consolas" w:hAnsi="Consolas"/>
+          <w:color w:val="6F5900"/>
+          <w:sz w:val="18"/>
+        </w:rPr>
+        <w:t>400</w:t>
+      </w:r>
+      <w:r>
+        <w:t xml:space="preserve"> for any of the six.</w:t>
+      </w:r>
+    </w:p>
+    <w:p>
+      <w:pPr>
+        <w:pStyle w:val="ListBullet"/>
+      </w:pPr>
+      <w:r>
+        <w:rPr>
+          <w:rFonts w:ascii="Consolas" w:hAnsi="Consolas"/>
+          <w:color w:val="6F5900"/>
+          <w:sz w:val="18"/>
+        </w:rPr>
+        <w:t>assertEmailConfig()</w:t>
+      </w:r>
+      <w:r>
+        <w:t xml:space="preserve"> (</w:t>
+      </w:r>
+      <w:r>
+        <w:rPr>
+          <w:rFonts w:ascii="Consolas" w:hAnsi="Consolas"/>
+          <w:color w:val="6F5900"/>
+          <w:sz w:val="18"/>
+        </w:rPr>
+        <w:t>email-config.ts</w:t>
+      </w:r>
+      <w:r>
+        <w:t xml:space="preserve">) runs in </w:t>
+      </w:r>
+      <w:r>
+        <w:rPr>
+          <w:rFonts w:ascii="Consolas" w:hAnsi="Consolas"/>
+          <w:color w:val="6F5900"/>
+          <w:sz w:val="18"/>
+        </w:rPr>
+        <w:t>main.ts</w:t>
+      </w:r>
+      <w:r>
+        <w:t xml:space="preserve"> before </w:t>
+      </w:r>
+      <w:r>
+        <w:rPr>
+          <w:rFonts w:ascii="Consolas" w:hAnsi="Consolas"/>
+          <w:color w:val="6F5900"/>
+          <w:sz w:val="18"/>
+        </w:rPr>
+        <w:t>app.listen()</w:t>
+      </w:r>
+      <w:r>
+        <w:t xml:space="preserve">. When </w:t>
+      </w:r>
+      <w:r>
+        <w:rPr>
+          <w:rFonts w:ascii="Consolas" w:hAnsi="Consolas"/>
+          <w:color w:val="6F5900"/>
+          <w:sz w:val="18"/>
+        </w:rPr>
+        <w:t>EMAIL_PROVIDER=graph</w:t>
+      </w:r>
+      <w:r>
+        <w:t>, all four required keys must be non-empty or the process exits non-zero, naming every missing key and the env file path in the log.</w:t>
+      </w:r>
+    </w:p>
+    <w:p>
+      <w:pPr>
+        <w:pStyle w:val="ListBullet"/>
+      </w:pPr>
+      <w:r>
+        <w:rPr>
+          <w:rFonts w:ascii="Consolas" w:hAnsi="Consolas"/>
+          <w:color w:val="6F5900"/>
+          <w:sz w:val="18"/>
+        </w:rPr>
+        <w:t>net-diagnostics.ts</w:t>
+      </w:r>
+      <w:r>
+        <w:t xml:space="preserve"> (</w:t>
+      </w:r>
+      <w:r>
+        <w:rPr>
+          <w:rFonts w:ascii="Consolas" w:hAnsi="Consolas"/>
+          <w:color w:val="6F5900"/>
+          <w:sz w:val="18"/>
+        </w:rPr>
+        <w:t>diagnoseHttpsEndpoint</w:t>
+      </w:r>
+      <w:r>
+        <w:t xml:space="preserve">) checks DNS then a TCP connect to </w:t>
+      </w:r>
+      <w:r>
+        <w:rPr>
+          <w:rFonts w:ascii="Consolas" w:hAnsi="Consolas"/>
+          <w:color w:val="6F5900"/>
+          <w:sz w:val="18"/>
+        </w:rPr>
+        <w:t>graph.microsoft.com:443</w:t>
+      </w:r>
+      <w:r>
+        <w:t xml:space="preserve">; </w:t>
+      </w:r>
+      <w:r>
+        <w:rPr>
+          <w:rFonts w:ascii="Consolas" w:hAnsi="Consolas"/>
+          <w:color w:val="6F5900"/>
+          <w:sz w:val="18"/>
+        </w:rPr>
+        <w:t>EmailDispatcher.diagnose()</w:t>
+      </w:r>
+      <w:r>
+        <w:t xml:space="preserve"> appends an authenticated </w:t>
+      </w:r>
+      <w:r>
+        <w:rPr>
+          <w:rFonts w:ascii="Consolas" w:hAnsi="Consolas"/>
+          <w:color w:val="6F5900"/>
+          <w:sz w:val="18"/>
+        </w:rPr>
+        <w:t>verifyConnection()</w:t>
+      </w:r>
+      <w:r>
+        <w:t xml:space="preserve"> call as a third stage, so a failure names DNS, transport or credentials rather than one opaque timeout.</w:t>
+      </w:r>
+    </w:p>
+    <w:p>
+      <w:pPr>
+        <w:pStyle w:val="Heading3"/>
+      </w:pPr>
+      <w:r>
+        <w:t>Confirming the mail path from the host</w:t>
       </w:r>
     </w:p>
     <w:p>
@@ -5656,7 +5826,7 @@
         <w:pStyle w:val="CodeBlock"/>
       </w:pPr>
       <w:r>
-        <w:t xml:space="preserve">                  ├─ resend  → HTTPS API</w:t>
+        <w:t>node server/scripts/verify-email.mjs [--send someone@company.com]</w:t>
       </w:r>
     </w:p>
     <w:p>
@@ -5664,7 +5834,7 @@
         <w:pStyle w:val="CodeBlock"/>
       </w:pPr>
       <w:r>
-        <w:t xml:space="preserve">                  ├─ graph   → Microsoft Graph over HTTPS</w:t>
+        <w:t xml:space="preserve">  1. configuration present         ← same REQUIRED keys as the boot check</w:t>
       </w:r>
     </w:p>
     <w:p>
@@ -5672,7 +5842,31 @@
         <w:pStyle w:val="CodeBlock"/>
       </w:pPr>
       <w:r>
-        <w:t xml:space="preserve">                  └─ console → log only, refused in production</w:t>
+        <w:t xml:space="preserve">  2. login.microsoftonline.com resolves</w:t>
+      </w:r>
+    </w:p>
+    <w:p>
+      <w:pPr>
+        <w:pStyle w:val="CodeBlock"/>
+      </w:pPr>
+      <w:r>
+        <w:t xml:space="preserve">  3. client-credentials token issued</w:t>
+      </w:r>
+    </w:p>
+    <w:p>
+      <w:pPr>
+        <w:pStyle w:val="CodeBlock"/>
+      </w:pPr>
+      <w:r>
+        <w:t xml:space="preserve">  4. mailbox reachable via Graph   ← proves Mail.Send consent + access policy</w:t>
+      </w:r>
+    </w:p>
+    <w:p>
+      <w:pPr>
+        <w:pStyle w:val="CodeBlock"/>
+      </w:pPr>
+      <w:r>
+        <w:t xml:space="preserve">  [5. sendMail accepted]           ← only with --send</w:t>
       </w:r>
     </w:p>
     <w:p>
@@ -5680,7 +5874,7 @@
         <w:pStyle w:val="ListBullet"/>
       </w:pPr>
       <w:r>
-        <w:t>Because the adapter is resolved per call, changing the provider in Settings takes effect immediately.</w:t>
+        <w:t>Dependency-free and untranspiled on purpose: it has to run on a box where the build is broken, which is exactly when it is needed.</w:t>
       </w:r>
     </w:p>
     <w:p>
@@ -5688,7 +5882,7 @@
         <w:pStyle w:val="ListBullet"/>
       </w:pPr>
       <w:r>
-        <w:t xml:space="preserve">SMTP transports pin to IPv4 and set connection, greeting and socket timeouts. Both were real production faults: a host without an IPv6 route produced </w:t>
+        <w:t xml:space="preserve">Reads </w:t>
       </w:r>
       <w:r>
         <w:rPr>
@@ -5696,10 +5890,21 @@
           <w:color w:val="6F5900"/>
           <w:sz w:val="18"/>
         </w:rPr>
-        <w:t>ENETUNREACH</w:t>
-      </w:r>
-      <w:r>
-        <w:t>, and an untimed socket produced a gateway timeout.</w:t>
+        <w:t>process.env</w:t>
+      </w:r>
+      <w:r>
+        <w:t xml:space="preserve"> directly, so it is run after sourcing the same env file systemd gives the service: </w:t>
+      </w:r>
+      <w:r>
+        <w:rPr>
+          <w:rFonts w:ascii="Consolas" w:hAnsi="Consolas"/>
+          <w:color w:val="6F5900"/>
+          <w:sz w:val="18"/>
+        </w:rPr>
+        <w:t>set -a; . /etc/dsr/dsr-api.env; set +a; node scripts/verify-email.mjs</w:t>
+      </w:r>
+      <w:r>
+        <w:t>.</w:t>
       </w:r>
     </w:p>
     <w:p>
@@ -5707,201 +5912,18 @@
         <w:pStyle w:val="ListBullet"/>
       </w:pPr>
       <w:r>
+        <w:t xml:space="preserve">Step 4 is the one that actually proves the Azure side is configured correctly — a valid token (step 3) only proves the app registration exists, not that </w:t>
+      </w:r>
+      <w:r>
         <w:rPr>
           <w:rFonts w:ascii="Consolas" w:hAnsi="Consolas"/>
           <w:color w:val="6F5900"/>
           <w:sz w:val="18"/>
         </w:rPr>
-        <w:t>diagnoseSmtp</w:t>
-      </w:r>
-      <w:r>
-        <w:t xml:space="preserve"> checks DNS, TCP, TLS and authentication separately and maps common errors to an operator-facing explanation.</w:t>
-      </w:r>
-    </w:p>
-    <w:p>
-      <w:pPr>
-        <w:pStyle w:val="ListBullet"/>
-      </w:pPr>
-      <w:r>
-        <w:t xml:space="preserve">This host blocks outbound 25, 465 and 587 but leaves </w:t>
-      </w:r>
-      <w:r>
-        <w:rPr>
-          <w:b/>
-        </w:rPr>
-        <w:t>2525</w:t>
-      </w:r>
-      <w:r>
-        <w:t xml:space="preserve"> open, so a relay such as SendGrid, Brevo or Mailgun works through the Custom SMTP provider on that port. Gmail publishes no alternative port, which is why Gmail must go over the API.</w:t>
-      </w:r>
-    </w:p>
-    <w:p>
-      <w:pPr>
-        <w:pStyle w:val="Heading3"/>
-      </w:pPr>
-      <w:r>
-        <w:t>Gmail authorisation</w:t>
-      </w:r>
-    </w:p>
-    <w:p>
-      <w:pPr>
-        <w:pStyle w:val="CodeBlock"/>
-      </w:pPr>
-      <w:r>
-        <w:t>admin presses Connect</w:t>
-      </w:r>
-    </w:p>
-    <w:p>
-      <w:pPr>
-        <w:pStyle w:val="CodeBlock"/>
-      </w:pPr>
-      <w:r>
-        <w:t xml:space="preserve">  ├─ POST settings/email/gmail/authorize      ← super_admin only</w:t>
-      </w:r>
-    </w:p>
-    <w:p>
-      <w:pPr>
-        <w:pStyle w:val="CodeBlock"/>
-      </w:pPr>
-      <w:r>
-        <w:t xml:space="preserve">  │     └─ GmailOauthService.begin()</w:t>
-      </w:r>
-    </w:p>
-    <w:p>
-      <w:pPr>
-        <w:pStyle w:val="CodeBlock"/>
-      </w:pPr>
-      <w:r>
-        <w:t xml:space="preserve">  │           ├─ state = 32 random bytes, held in memory with the origin</w:t>
-      </w:r>
-    </w:p>
-    <w:p>
-      <w:pPr>
-        <w:pStyle w:val="CodeBlock"/>
-      </w:pPr>
-      <w:r>
-        <w:t xml:space="preserve">  │           └─ returns accounts.google.com/o/oauth2/v2/auth?...</w:t>
-      </w:r>
-    </w:p>
-    <w:p>
-      <w:pPr>
-        <w:pStyle w:val="CodeBlock"/>
-      </w:pPr>
-      <w:r>
-        <w:t xml:space="preserve">  │                 access_type=offline  prompt=consent  scope=gmail.send</w:t>
-      </w:r>
-    </w:p>
-    <w:p>
-      <w:pPr>
-        <w:pStyle w:val="CodeBlock"/>
-      </w:pPr>
-      <w:r>
-        <w:t xml:space="preserve">  ├─ user consents on Google</w:t>
-      </w:r>
-    </w:p>
-    <w:p>
-      <w:pPr>
-        <w:pStyle w:val="CodeBlock"/>
-      </w:pPr>
-      <w:r>
-        <w:t xml:space="preserve">  └─ GET internal/admin/settings/email/gmail/callback?code&amp;state   ← unauthenticated</w:t>
-      </w:r>
-    </w:p>
-    <w:p>
-      <w:pPr>
-        <w:pStyle w:val="CodeBlock"/>
-      </w:pPr>
-      <w:r>
-        <w:t xml:space="preserve">        ├─ state looked up and consumed (single use)</w:t>
-      </w:r>
-    </w:p>
-    <w:p>
-      <w:pPr>
-        <w:pStyle w:val="CodeBlock"/>
-      </w:pPr>
-      <w:r>
-        <w:t xml:space="preserve">        ├─ code exchanged for a refresh token</w:t>
-      </w:r>
-    </w:p>
-    <w:p>
-      <w:pPr>
-        <w:pStyle w:val="CodeBlock"/>
-      </w:pPr>
-      <w:r>
-        <w:t xml:space="preserve">        ├─ GMAIL_OAUTH_REFRESH_TOKEN stored encrypted</w:t>
-      </w:r>
-    </w:p>
-    <w:p>
-      <w:pPr>
-        <w:pStyle w:val="CodeBlock"/>
-      </w:pPr>
-      <w:r>
-        <w:t xml:space="preserve">        ├─ GMAIL_AUTH=oauth2, EMAIL_PROVIDER=gmail</w:t>
-      </w:r>
-    </w:p>
-    <w:p>
-      <w:pPr>
-        <w:pStyle w:val="CodeBlock"/>
-      </w:pPr>
-      <w:r>
-        <w:t xml:space="preserve">        └─ GMAIL_USER filled from the Gmail profile API</w:t>
-      </w:r>
-    </w:p>
-    <w:p>
-      <w:pPr>
-        <w:pStyle w:val="ListBullet"/>
-      </w:pPr>
-      <w:r>
-        <w:t xml:space="preserve">The callback route cannot require a session, because Google redirects the browser to it from a different origin. </w:t>
-      </w:r>
-      <w:r>
-        <w:rPr>
-          <w:rFonts w:ascii="Consolas" w:hAnsi="Consolas"/>
-          <w:color w:val="6F5900"/>
-          <w:sz w:val="18"/>
-        </w:rPr>
-        <w:t>state</w:t>
-      </w:r>
-      <w:r>
-        <w:t xml:space="preserve"> is what ties the callback back to the administrator who started it, and it is consumed on first use.</w:t>
-      </w:r>
-    </w:p>
-    <w:p>
-      <w:pPr>
-        <w:pStyle w:val="ListBullet"/>
-      </w:pPr>
-      <w:r>
-        <w:t xml:space="preserve">The pending state lives in memory rather than in the session cookie, because that cookie is </w:t>
-      </w:r>
-      <w:r>
-        <w:rPr>
-          <w:rFonts w:ascii="Consolas" w:hAnsi="Consolas"/>
-          <w:color w:val="6F5900"/>
-          <w:sz w:val="18"/>
-        </w:rPr>
-        <w:t>SameSite=Strict</w:t>
-      </w:r>
-      <w:r>
-        <w:t xml:space="preserve"> and is therefore not sent on Google's cross-site redirect.</w:t>
-      </w:r>
-    </w:p>
-    <w:p>
-      <w:pPr>
-        <w:pStyle w:val="ListBullet"/>
-      </w:pPr>
-      <w:r>
-        <w:t xml:space="preserve">The redirect URI is derived from </w:t>
-      </w:r>
-      <w:r>
-        <w:rPr>
-          <w:rFonts w:ascii="Consolas" w:hAnsi="Consolas"/>
-          <w:color w:val="6F5900"/>
-          <w:sz w:val="18"/>
-        </w:rPr>
-        <w:t>PORTAL_INTERNAL_URL</w:t>
-      </w:r>
-      <w:r>
-        <w:t xml:space="preserve"> and shown on the Settings screen with a copy button, so it matches what is registered in Google Cloud byte for byte.</w:t>
+        <w:t>Mail.Send</w:t>
+      </w:r>
+      <w:r>
+        <w:t xml:space="preserve"> was consented or that the application access policy scopes it to the right mailbox.</w:t>
       </w:r>
     </w:p>
     <w:p>
@@ -11519,16 +11541,7 @@
         <w:t>Outbound SMTP is blocked on 25, 465 and 587</w:t>
       </w:r>
       <w:r>
-        <w:t xml:space="preserve">, so Gmail app passwords can never work here. Port </w:t>
-      </w:r>
-      <w:r>
-        <w:rPr>
-          <w:b/>
-        </w:rPr>
-        <w:t>2525</w:t>
-      </w:r>
-      <w:r>
-        <w:t xml:space="preserve"> is open, so a relay works through the Custom SMTP provider. Resend, Gmail over OAuth2 and Microsoft Graph all send over HTTPS and are unaffected.</w:t>
+        <w:t>, DigitalOcean's default anti-spam policy on new accounts. Irrelevant to this portal: Microsoft Graph, the only production email adapter, sends over HTTPS (443) and never opens an SMTP connection.</w:t>
       </w:r>
     </w:p>
     <w:p>
@@ -11550,7 +11563,7 @@
           <w:color w:val="6F5900"/>
           <w:sz w:val="18"/>
         </w:rPr>
-        <w:t>68-183-91-209.sslip.io</w:t>
+        <w:t>203-0-113-10.sslip.io</w:t>
       </w:r>
       <w:r>
         <w:t xml:space="preserve">, issued by Let's Encrypt and renewed by </w:t>
@@ -11722,7 +11735,51 @@
         <w:pStyle w:val="ListNumber"/>
       </w:pPr>
       <w:r>
-        <w:t>Add the provider option and its credential fields to the settings catalog.</w:t>
+        <w:t xml:space="preserve">Add the provider option to </w:t>
+      </w:r>
+      <w:r>
+        <w:rPr>
+          <w:rFonts w:ascii="Consolas" w:hAnsi="Consolas"/>
+          <w:color w:val="6F5900"/>
+          <w:sz w:val="18"/>
+        </w:rPr>
+        <w:t>EMAIL_PROVIDER</w:t>
+      </w:r>
+      <w:r>
+        <w:t xml:space="preserve">'s </w:t>
+      </w:r>
+      <w:r>
+        <w:rPr>
+          <w:rFonts w:ascii="Consolas" w:hAnsi="Consolas"/>
+          <w:color w:val="6F5900"/>
+          <w:sz w:val="18"/>
+        </w:rPr>
+        <w:t>options</w:t>
+      </w:r>
+      <w:r>
+        <w:t xml:space="preserve"> and its credential fields to the settings catalog, marked </w:t>
+      </w:r>
+      <w:r>
+        <w:rPr>
+          <w:rFonts w:ascii="Consolas" w:hAnsi="Consolas"/>
+          <w:color w:val="6F5900"/>
+          <w:sz w:val="18"/>
+        </w:rPr>
+        <w:t>envOnly: true</w:t>
+      </w:r>
+      <w:r>
+        <w:t xml:space="preserve"> if the value should live in </w:t>
+      </w:r>
+      <w:r>
+        <w:rPr>
+          <w:rFonts w:ascii="Consolas" w:hAnsi="Consolas"/>
+          <w:color w:val="6F5900"/>
+          <w:sz w:val="18"/>
+        </w:rPr>
+        <w:t>/etc/dsr/dsr-api.env</w:t>
+      </w:r>
+      <w:r>
+        <w:t xml:space="preserve"> rather than be database-writable.</w:t>
       </w:r>
     </w:p>
     <w:p>
@@ -11730,7 +11787,7 @@
         <w:pStyle w:val="ListNumber"/>
       </w:pPr>
       <w:r>
-        <w:t xml:space="preserve">If it speaks SMTP, reuse </w:t>
+        <w:t xml:space="preserve">If it speaks HTTPS, reuse </w:t>
       </w:r>
       <w:r>
         <w:rPr>
@@ -11738,10 +11795,21 @@
           <w:color w:val="6F5900"/>
           <w:sz w:val="18"/>
         </w:rPr>
-        <w:t>createSmtpTransport</w:t>
-      </w:r>
-      <w:r>
-        <w:t xml:space="preserve"> so it inherits the IPv4 pinning and timeouts.</w:t>
+        <w:t>diagnoseHttpsEndpoint</w:t>
+      </w:r>
+      <w:r>
+        <w:t xml:space="preserve"> from </w:t>
+      </w:r>
+      <w:r>
+        <w:rPr>
+          <w:rFonts w:ascii="Consolas" w:hAnsi="Consolas"/>
+          <w:color w:val="6F5900"/>
+          <w:sz w:val="18"/>
+        </w:rPr>
+        <w:t>net-diagnostics.ts</w:t>
+      </w:r>
+      <w:r>
+        <w:t xml:space="preserve"> so it inherits the staged DNS/TCP diagnostic.</w:t>
       </w:r>
     </w:p>
     <w:p>

--- a/docs/DSR Portal - Developer Handbook.docx
+++ b/docs/DSR Portal - Developer Handbook.docx
@@ -5665,7 +5665,7 @@
           <w:color w:val="6F5900"/>
           <w:sz w:val="18"/>
         </w:rPr>
-        <w:t>/etc/dsr/dsr-api.env</w:t>
+        <w:t>/opt/dsr/server/.env</w:t>
       </w:r>
       <w:r>
         <w:t xml:space="preserve">, and </w:t>
@@ -5901,10 +5901,43 @@
           <w:color w:val="6F5900"/>
           <w:sz w:val="18"/>
         </w:rPr>
-        <w:t>set -a; . /etc/dsr/dsr-api.env; set +a; node scripts/verify-email.mjs</w:t>
-      </w:r>
-      <w:r>
-        <w:t>.</w:t>
+        <w:t>set -a; . /opt/dsr/server/.env; set +a; node scripts/verify-email.mjs</w:t>
+      </w:r>
+      <w:r>
+        <w:t xml:space="preserve">. That file is </w:t>
+      </w:r>
+      <w:r>
+        <w:rPr>
+          <w:rFonts w:ascii="Consolas" w:hAnsi="Consolas"/>
+          <w:color w:val="6F5900"/>
+          <w:sz w:val="18"/>
+        </w:rPr>
+        <w:t>chmod 600</w:t>
+      </w:r>
+      <w:r>
+        <w:t xml:space="preserve">, owned by </w:t>
+      </w:r>
+      <w:r>
+        <w:rPr>
+          <w:rFonts w:ascii="Consolas" w:hAnsi="Consolas"/>
+          <w:color w:val="6F5900"/>
+          <w:sz w:val="18"/>
+        </w:rPr>
+        <w:t>dsr</w:t>
+      </w:r>
+      <w:r>
+        <w:t xml:space="preserve">, so this needs </w:t>
+      </w:r>
+      <w:r>
+        <w:rPr>
+          <w:rFonts w:ascii="Consolas" w:hAnsi="Consolas"/>
+          <w:color w:val="6F5900"/>
+          <w:sz w:val="18"/>
+        </w:rPr>
+        <w:t>sudo -u dsr</w:t>
+      </w:r>
+      <w:r>
+        <w:t xml:space="preserve"> or root, not an unprivileged shell.</w:t>
       </w:r>
     </w:p>
     <w:p>
@@ -11776,7 +11809,7 @@
           <w:color w:val="6F5900"/>
           <w:sz w:val="18"/>
         </w:rPr>
-        <w:t>/etc/dsr/dsr-api.env</w:t>
+        <w:t>/opt/dsr/server/.env</w:t>
       </w:r>
       <w:r>
         <w:t xml:space="preserve"> rather than be database-writable.</w:t>

--- a/docs/DSR Portal - Developer Handbook.docx
+++ b/docs/DSR Portal - Developer Handbook.docx
@@ -658,7 +658,7 @@
         <w:rPr>
           <w:b w:val="0"/>
         </w:rPr>
-        <w:t>172 first-party source files, 25,896 lines, excluding lock files, migration snapshots and vendored assets.</w:t>
+        <w:t>204 first-party source files, 32,837 lines, excluding lock files, migration snapshots and vendored assets.</w:t>
       </w:r>
     </w:p>
     <w:p>
@@ -1352,7 +1352,7 @@
                 <w:color w:val="6F5900"/>
                 <w:sz w:val="18"/>
               </w:rPr>
-              <w:t>auth.service.ts</w:t>
+              <w:t>password.strategy.ts</w:t>
             </w:r>
           </w:p>
         </w:tc>
@@ -1365,12 +1365,6 @@
               <w:rPr>
                 <w:sz w:val="18"/>
               </w:rPr>
-            </w:r>
-            <w:r>
-              <w:rPr>
-                <w:sz w:val="18"/>
-              </w:rPr>
-              <w:t xml:space="preserve">Password verification with argon2id, session creation, idle and absolute expiry, and </w:t>
             </w:r>
             <w:r>
               <w:rPr>
@@ -1378,13 +1372,13 @@
                 <w:color w:val="6F5900"/>
                 <w:sz w:val="18"/>
               </w:rPr>
-              <w:t>zoneContextFor</w:t>
-            </w:r>
-            <w:r>
-              <w:rPr>
-                <w:sz w:val="18"/>
-              </w:rPr>
-              <w:t xml:space="preserve"> which maps a user to their RLS context.</w:t>
+              <w:t>PasswordStrategy.authenticate</w:t>
+            </w:r>
+            <w:r>
+              <w:rPr>
+                <w:sz w:val="18"/>
+              </w:rPr>
+              <w:t>: the only code that knows a password exists. Verifies the argon2id hash against a dummy hash for unknown users, so lookup and mismatch take the same time.</w:t>
             </w:r>
           </w:p>
         </w:tc>
@@ -1406,7 +1400,7 @@
                 <w:color w:val="6F5900"/>
                 <w:sz w:val="18"/>
               </w:rPr>
-              <w:t>auth.guard.ts</w:t>
+              <w:t>auth.service.ts</w:t>
             </w:r>
           </w:p>
         </w:tc>
@@ -1426,13 +1420,13 @@
                 <w:color w:val="6F5900"/>
                 <w:sz w:val="18"/>
               </w:rPr>
-              <w:t>AuthGuard</w:t>
-            </w:r>
-            <w:r>
-              <w:rPr>
-                <w:sz w:val="18"/>
-              </w:rPr>
-              <w:t xml:space="preserve"> resolves the session cookie and attaches </w:t>
+              <w:t>startSession</w:t>
+            </w:r>
+            <w:r>
+              <w:rPr>
+                <w:sz w:val="18"/>
+              </w:rPr>
+              <w:t xml:space="preserve">: provider-agnostic session creation, the active-account check, idle and absolute expiry, </w:t>
             </w:r>
             <w:r>
               <w:rPr>
@@ -1440,13 +1434,13 @@
                 <w:color w:val="6F5900"/>
                 <w:sz w:val="18"/>
               </w:rPr>
-              <w:t>req.user</w:t>
-            </w:r>
-            <w:r>
-              <w:rPr>
-                <w:sz w:val="18"/>
-              </w:rPr>
-              <w:t xml:space="preserve"> and </w:t>
+              <w:t>zoneContextFor</w:t>
+            </w:r>
+            <w:r>
+              <w:rPr>
+                <w:sz w:val="18"/>
+              </w:rPr>
+              <w:t xml:space="preserve"> which maps a user to their RLS context, and </w:t>
             </w:r>
             <w:r>
               <w:rPr>
@@ -1454,13 +1448,27 @@
                 <w:color w:val="6F5900"/>
                 <w:sz w:val="18"/>
               </w:rPr>
-              <w:t>req.zoneCtx</w:t>
-            </w:r>
-            <w:r>
-              <w:rPr>
-                <w:sz w:val="18"/>
-              </w:rPr>
-              <w:t xml:space="preserve">. </w:t>
+              <w:t>login</w:t>
+            </w:r>
+            <w:r>
+              <w:rPr>
+                <w:sz w:val="18"/>
+              </w:rPr>
+              <w:t>, which calls the password strategy then applies the break-glass policy.</w:t>
+            </w:r>
+          </w:p>
+        </w:tc>
+      </w:tr>
+      <w:tr>
+        <w:tc>
+          <w:tcPr>
+            <w:tcW w:type="dxa" w:w="2448"/>
+          </w:tcPr>
+          <w:p>
+            <w:r>
+              <w:rPr>
+                <w:sz w:val="18"/>
+              </w:rPr>
             </w:r>
             <w:r>
               <w:rPr>
@@ -1468,13 +1476,61 @@
                 <w:color w:val="6F5900"/>
                 <w:sz w:val="18"/>
               </w:rPr>
-              <w:t>satisfies()</w:t>
-            </w:r>
-            <w:r>
-              <w:rPr>
-                <w:sz w:val="18"/>
-              </w:rPr>
-              <w:t xml:space="preserve"> implements the role ladder.</w:t>
+              <w:t>break-glass.ts</w:t>
+            </w:r>
+          </w:p>
+        </w:tc>
+        <w:tc>
+          <w:tcPr>
+            <w:tcW w:type="dxa" w:w="6768"/>
+          </w:tcPr>
+          <w:p>
+            <w:r>
+              <w:rPr>
+                <w:sz w:val="18"/>
+              </w:rPr>
+            </w:r>
+            <w:r>
+              <w:rPr>
+                <w:rFonts w:ascii="Consolas" w:hAnsi="Consolas"/>
+                <w:color w:val="6F5900"/>
+                <w:sz w:val="18"/>
+              </w:rPr>
+              <w:t>canUsePassword</w:t>
+            </w:r>
+            <w:r>
+              <w:rPr>
+                <w:sz w:val="18"/>
+              </w:rPr>
+              <w:t xml:space="preserve">: who may still sign in with a password once </w:t>
+            </w:r>
+            <w:r>
+              <w:rPr>
+                <w:rFonts w:ascii="Consolas" w:hAnsi="Consolas"/>
+                <w:color w:val="6F5900"/>
+                <w:sz w:val="18"/>
+              </w:rPr>
+              <w:t>SSO_ENABLED</w:t>
+            </w:r>
+            <w:r>
+              <w:rPr>
+                <w:sz w:val="18"/>
+              </w:rPr>
+              <w:t xml:space="preserve"> is true, and </w:t>
+            </w:r>
+            <w:r>
+              <w:rPr>
+                <w:rFonts w:ascii="Consolas" w:hAnsi="Consolas"/>
+                <w:color w:val="6F5900"/>
+                <w:sz w:val="18"/>
+              </w:rPr>
+              <w:t>PasswordDisabledException</w:t>
+            </w:r>
+            <w:r>
+              <w:rPr>
+                <w:sz w:val="18"/>
+              </w:rPr>
+              <w:t>, the refusal it raises.</w:t>
             </w:r>
           </w:p>
         </w:tc>
@@ -1496,7 +1552,7 @@
                 <w:color w:val="6F5900"/>
                 <w:sz w:val="18"/>
               </w:rPr>
-              <w:t>auth.controller.ts</w:t>
+              <w:t>auth.guard.ts</w:t>
             </w:r>
           </w:p>
         </w:tc>
@@ -1509,12 +1565,6 @@
               <w:rPr>
                 <w:sz w:val="18"/>
               </w:rPr>
-            </w:r>
-            <w:r>
-              <w:rPr>
-                <w:sz w:val="18"/>
-              </w:rPr>
-              <w:t xml:space="preserve">Sign in, sign out, and </w:t>
             </w:r>
             <w:r>
               <w:rPr>
@@ -1522,13 +1572,13 @@
                 <w:color w:val="6F5900"/>
                 <w:sz w:val="18"/>
               </w:rPr>
-              <w:t>me</w:t>
-            </w:r>
-            <w:r>
-              <w:rPr>
-                <w:sz w:val="18"/>
-              </w:rPr>
-              <w:t xml:space="preserve">. Also owns </w:t>
+              <w:t>AuthGuard</w:t>
+            </w:r>
+            <w:r>
+              <w:rPr>
+                <w:sz w:val="18"/>
+              </w:rPr>
+              <w:t xml:space="preserve"> resolves the session cookie, attaches </w:t>
             </w:r>
             <w:r>
               <w:rPr>
@@ -1536,13 +1586,55 @@
                 <w:color w:val="6F5900"/>
                 <w:sz w:val="18"/>
               </w:rPr>
-              <w:t>cookieSecure()</w:t>
-            </w:r>
-            <w:r>
-              <w:rPr>
-                <w:sz w:val="18"/>
-              </w:rPr>
-              <w:t>, which decides whether session cookies carry the Secure flag.</w:t>
+              <w:t>req.user</w:t>
+            </w:r>
+            <w:r>
+              <w:rPr>
+                <w:sz w:val="18"/>
+              </w:rPr>
+              <w:t xml:space="preserve"> and </w:t>
+            </w:r>
+            <w:r>
+              <w:rPr>
+                <w:rFonts w:ascii="Consolas" w:hAnsi="Consolas"/>
+                <w:color w:val="6F5900"/>
+                <w:sz w:val="18"/>
+              </w:rPr>
+              <w:t>req.zoneCtx</w:t>
+            </w:r>
+            <w:r>
+              <w:rPr>
+                <w:sz w:val="18"/>
+              </w:rPr>
+              <w:t xml:space="preserve">, and checks the handler's </w:t>
+            </w:r>
+            <w:r>
+              <w:rPr>
+                <w:rFonts w:ascii="Consolas" w:hAnsi="Consolas"/>
+                <w:color w:val="6F5900"/>
+                <w:sz w:val="18"/>
+              </w:rPr>
+              <w:t>@Requires(...)</w:t>
+            </w:r>
+            <w:r>
+              <w:rPr>
+                <w:sz w:val="18"/>
+              </w:rPr>
+              <w:t xml:space="preserve"> permission with </w:t>
+            </w:r>
+            <w:r>
+              <w:rPr>
+                <w:rFonts w:ascii="Consolas" w:hAnsi="Consolas"/>
+                <w:color w:val="6F5900"/>
+                <w:sz w:val="18"/>
+              </w:rPr>
+              <w:t>hasPermission()</w:t>
+            </w:r>
+            <w:r>
+              <w:rPr>
+                <w:sz w:val="18"/>
+              </w:rPr>
+              <w:t>.</w:t>
             </w:r>
           </w:p>
         </w:tc>
@@ -1564,7 +1656,7 @@
                 <w:color w:val="6F5900"/>
                 <w:sz w:val="18"/>
               </w:rPr>
-              <w:t>auth.guard.spec.ts</w:t>
+              <w:t>permissions.ts</w:t>
             </w:r>
           </w:p>
         </w:tc>
@@ -1582,7 +1674,205 @@
               <w:rPr>
                 <w:sz w:val="18"/>
               </w:rPr>
-              <w:t>Unit tests for the role ladder, including the auditor exclusion.</w:t>
+              <w:t xml:space="preserve">The permission table: the seven named permissions and the set each role holds. Also </w:t>
+            </w:r>
+            <w:r>
+              <w:rPr>
+                <w:rFonts w:ascii="Consolas" w:hAnsi="Consolas"/>
+                <w:color w:val="6F5900"/>
+                <w:sz w:val="18"/>
+              </w:rPr>
+              <w:t>ZONE_WIDE_ROLES</w:t>
+            </w:r>
+            <w:r>
+              <w:rPr>
+                <w:sz w:val="18"/>
+              </w:rPr>
+              <w:t>, the roles whose session sees every zone.</w:t>
+            </w:r>
+          </w:p>
+        </w:tc>
+      </w:tr>
+      <w:tr>
+        <w:tc>
+          <w:tcPr>
+            <w:tcW w:type="dxa" w:w="2448"/>
+          </w:tcPr>
+          <w:p>
+            <w:r>
+              <w:rPr>
+                <w:sz w:val="18"/>
+              </w:rPr>
+            </w:r>
+            <w:r>
+              <w:rPr>
+                <w:rFonts w:ascii="Consolas" w:hAnsi="Consolas"/>
+                <w:color w:val="6F5900"/>
+                <w:sz w:val="18"/>
+              </w:rPr>
+              <w:t>admin-policy.ts</w:t>
+            </w:r>
+          </w:p>
+        </w:tc>
+        <w:tc>
+          <w:tcPr>
+            <w:tcW w:type="dxa" w:w="6768"/>
+          </w:tcPr>
+          <w:p>
+            <w:r>
+              <w:rPr>
+                <w:sz w:val="18"/>
+              </w:rPr>
+            </w:r>
+            <w:r>
+              <w:rPr>
+                <w:rFonts w:ascii="Consolas" w:hAnsi="Consolas"/>
+                <w:color w:val="6F5900"/>
+                <w:sz w:val="18"/>
+              </w:rPr>
+              <w:t>canAssignRole</w:t>
+            </w:r>
+            <w:r>
+              <w:rPr>
+                <w:sz w:val="18"/>
+              </w:rPr>
+              <w:t>: who may produce a user with a given role in a given zone. Both the create and the update path call it.</w:t>
+            </w:r>
+          </w:p>
+        </w:tc>
+      </w:tr>
+      <w:tr>
+        <w:tc>
+          <w:tcPr>
+            <w:tcW w:type="dxa" w:w="2448"/>
+          </w:tcPr>
+          <w:p>
+            <w:r>
+              <w:rPr>
+                <w:sz w:val="18"/>
+              </w:rPr>
+            </w:r>
+            <w:r>
+              <w:rPr>
+                <w:rFonts w:ascii="Consolas" w:hAnsi="Consolas"/>
+                <w:color w:val="6F5900"/>
+                <w:sz w:val="18"/>
+              </w:rPr>
+              <w:t>auth.controller.ts</w:t>
+            </w:r>
+          </w:p>
+        </w:tc>
+        <w:tc>
+          <w:tcPr>
+            <w:tcW w:type="dxa" w:w="6768"/>
+          </w:tcPr>
+          <w:p>
+            <w:r>
+              <w:rPr>
+                <w:sz w:val="18"/>
+              </w:rPr>
+            </w:r>
+            <w:r>
+              <w:rPr>
+                <w:sz w:val="18"/>
+              </w:rPr>
+              <w:t xml:space="preserve">Sign in, sign out, and </w:t>
+            </w:r>
+            <w:r>
+              <w:rPr>
+                <w:rFonts w:ascii="Consolas" w:hAnsi="Consolas"/>
+                <w:color w:val="6F5900"/>
+                <w:sz w:val="18"/>
+              </w:rPr>
+              <w:t>me</w:t>
+            </w:r>
+            <w:r>
+              <w:rPr>
+                <w:sz w:val="18"/>
+              </w:rPr>
+              <w:t xml:space="preserve">. Also owns </w:t>
+            </w:r>
+            <w:r>
+              <w:rPr>
+                <w:rFonts w:ascii="Consolas" w:hAnsi="Consolas"/>
+                <w:color w:val="6F5900"/>
+                <w:sz w:val="18"/>
+              </w:rPr>
+              <w:t>cookieSecure()</w:t>
+            </w:r>
+            <w:r>
+              <w:rPr>
+                <w:sz w:val="18"/>
+              </w:rPr>
+              <w:t>, which decides whether session cookies carry the Secure flag.</w:t>
+            </w:r>
+          </w:p>
+        </w:tc>
+      </w:tr>
+      <w:tr>
+        <w:tc>
+          <w:tcPr>
+            <w:tcW w:type="dxa" w:w="2448"/>
+          </w:tcPr>
+          <w:p>
+            <w:r>
+              <w:rPr>
+                <w:sz w:val="18"/>
+              </w:rPr>
+            </w:r>
+            <w:r>
+              <w:rPr>
+                <w:rFonts w:ascii="Consolas" w:hAnsi="Consolas"/>
+                <w:color w:val="6F5900"/>
+                <w:sz w:val="18"/>
+              </w:rPr>
+              <w:t>permissions.spec.ts</w:t>
+            </w:r>
+            <w:r>
+              <w:rPr>
+                <w:sz w:val="18"/>
+              </w:rPr>
+              <w:t xml:space="preserve">, </w:t>
+            </w:r>
+            <w:r>
+              <w:rPr>
+                <w:rFonts w:ascii="Consolas" w:hAnsi="Consolas"/>
+                <w:color w:val="6F5900"/>
+                <w:sz w:val="18"/>
+              </w:rPr>
+              <w:t>admin-policy.spec.ts</w:t>
+            </w:r>
+            <w:r>
+              <w:rPr>
+                <w:sz w:val="18"/>
+              </w:rPr>
+              <w:t xml:space="preserve">, </w:t>
+            </w:r>
+            <w:r>
+              <w:rPr>
+                <w:rFonts w:ascii="Consolas" w:hAnsi="Consolas"/>
+                <w:color w:val="6F5900"/>
+                <w:sz w:val="18"/>
+              </w:rPr>
+              <w:t>break-glass.spec.ts</w:t>
+            </w:r>
+          </w:p>
+        </w:tc>
+        <w:tc>
+          <w:tcPr>
+            <w:tcW w:type="dxa" w:w="6768"/>
+          </w:tcPr>
+          <w:p>
+            <w:r>
+              <w:rPr>
+                <w:sz w:val="18"/>
+              </w:rPr>
+            </w:r>
+            <w:r>
+              <w:rPr>
+                <w:sz w:val="18"/>
+              </w:rPr>
+              <w:t>Unit tests for the permission table, role assignment (including the auditor's read-only lane), and the break-glass policy across role × SSO state.</w:t>
             </w:r>
           </w:p>
         </w:tc>
@@ -2814,7 +3104,7 @@
               <w:rPr>
                 <w:sz w:val="18"/>
               </w:rPr>
-              <w:t xml:space="preserve"> flag locks the six email keys to the environment.</w:t>
+              <w:t xml:space="preserve"> flag locks the five email keys to the environment.</w:t>
             </w:r>
           </w:p>
         </w:tc>
@@ -5508,7 +5798,7 @@
         <w:pStyle w:val="CodeBlock"/>
       </w:pPr>
       <w:r>
-        <w:t xml:space="preserve">             ├─ satisfies(role, @Roles)      ← the ladder, auditor excluded</w:t>
+        <w:t xml:space="preserve">             ├─ hasPermission(role, @Requires)  ← the permission table</w:t>
       </w:r>
     </w:p>
     <w:p>
@@ -5532,7 +5822,7 @@
         <w:rPr>
           <w:b w:val="0"/>
         </w:rPr>
-        <w:t>The ladder is `zone_agent &lt; zone_manager &lt; admin &lt; super_admin`. `auditor` sits outside it: it never inherits write access, and a route open to auditors does not become open to every ladder role. That subtlety is unit-tested in `auth.guard.spec.ts`.</w:t>
+        <w:t>There is no ladder. `ROLE_PERMISSIONS` in `permissions.ts` grants each of the five roles an explicit list drawn from seven permissions, and `@Requires('team.manage')` on a handler asks for exactly one of them. Nothing is inherited by rank, which is what keeps `auditor` read-only without a carve-out: it holds `audit.read` and nothing else. The table is unit-tested in `permissions.spec.ts`, and who may create whom in `admin-policy.spec.ts`. `0013_role-matrix.sql` enforces the same matrix in Postgres, so an application bug cannot write past it.</w:t>
       </w:r>
     </w:p>
     <w:p>
@@ -5610,17 +5900,6 @@
           <w:color w:val="6F5900"/>
           <w:sz w:val="18"/>
         </w:rPr>
-        <w:t>EMAIL_FROM_NAME</w:t>
-      </w:r>
-      <w:r>
-        <w:t xml:space="preserve">, </w:t>
-      </w:r>
-      <w:r>
-        <w:rPr>
-          <w:rFonts w:ascii="Consolas" w:hAnsi="Consolas"/>
-          <w:color w:val="6F5900"/>
-          <w:sz w:val="18"/>
-        </w:rPr>
         <w:t>PRIVACY_MAILBOX</w:t>
       </w:r>
       <w:r>
@@ -5690,7 +5969,7 @@
         <w:t>400</w:t>
       </w:r>
       <w:r>
-        <w:t xml:space="preserve"> for any of the six.</w:t>
+        <w:t xml:space="preserve"> for any of the five. There is no sender-name key: the display name on outgoing mail comes from the shared mailbox's properties in Exchange, and no adapter reads one.</w:t>
       </w:r>
     </w:p>
     <w:p>
@@ -5739,7 +6018,7 @@
         <w:t>app.listen()</w:t>
       </w:r>
       <w:r>
-        <w:t xml:space="preserve">. When </w:t>
+        <w:t xml:space="preserve">. </w:t>
       </w:r>
       <w:r>
         <w:rPr>
@@ -5747,10 +6026,76 @@
           <w:color w:val="6F5900"/>
           <w:sz w:val="18"/>
         </w:rPr>
-        <w:t>EMAIL_PROVIDER=graph</w:t>
-      </w:r>
-      <w:r>
-        <w:t>, all four required keys must be non-empty or the process exits non-zero, naming every missing key and the env file path in the log.</w:t>
+        <w:t>EMAIL_PROVIDER</w:t>
+      </w:r>
+      <w:r>
+        <w:t xml:space="preserve"> must be exactly </w:t>
+      </w:r>
+      <w:r>
+        <w:rPr>
+          <w:rFonts w:ascii="Consolas" w:hAnsi="Consolas"/>
+          <w:color w:val="6F5900"/>
+          <w:sz w:val="18"/>
+        </w:rPr>
+        <w:t>graph</w:t>
+      </w:r>
+      <w:r>
+        <w:t xml:space="preserve"> or </w:t>
+      </w:r>
+      <w:r>
+        <w:rPr>
+          <w:rFonts w:ascii="Consolas" w:hAnsi="Consolas"/>
+          <w:color w:val="6F5900"/>
+          <w:sz w:val="18"/>
+        </w:rPr>
+        <w:t>console</w:t>
+      </w:r>
+      <w:r>
+        <w:t xml:space="preserve"> — </w:t>
+      </w:r>
+      <w:r>
+        <w:rPr>
+          <w:rFonts w:ascii="Consolas" w:hAnsi="Consolas"/>
+          <w:color w:val="6F5900"/>
+          <w:sz w:val="18"/>
+        </w:rPr>
+        <w:t>Graph</w:t>
+      </w:r>
+      <w:r>
+        <w:t xml:space="preserve">, </w:t>
+      </w:r>
+      <w:r>
+        <w:rPr>
+          <w:rFonts w:ascii="Consolas" w:hAnsi="Consolas"/>
+          <w:color w:val="6F5900"/>
+          <w:sz w:val="18"/>
+        </w:rPr>
+        <w:t xml:space="preserve">graph </w:t>
+      </w:r>
+      <w:r>
+        <w:t xml:space="preserve"> and a leftover </w:t>
+      </w:r>
+      <w:r>
+        <w:rPr>
+          <w:rFonts w:ascii="Consolas" w:hAnsi="Consolas"/>
+          <w:color w:val="6F5900"/>
+          <w:sz w:val="18"/>
+        </w:rPr>
+        <w:t>smtp</w:t>
+      </w:r>
+      <w:r>
+        <w:t xml:space="preserve"> are rejected by name, rather than passing a check that requires nothing of them and then throwing on the first send. When it is </w:t>
+      </w:r>
+      <w:r>
+        <w:rPr>
+          <w:rFonts w:ascii="Consolas" w:hAnsi="Consolas"/>
+          <w:color w:val="6F5900"/>
+          <w:sz w:val="18"/>
+        </w:rPr>
+        <w:t>graph</w:t>
+      </w:r>
+      <w:r>
+        <w:t>, all four required keys must be non-empty. Either failure exits non-zero, naming the offending value or every missing key, and the env file path.</w:t>
       </w:r>
     </w:p>
     <w:p>
@@ -6233,7 +6578,7 @@
         <w:rPr>
           <w:b w:val="0"/>
         </w:rPr>
-        <w:t>65 endpoints. Everything under `/public/` is unauthenticated by design; everything under `/internal/` requires a session cookie and, where shown, a role.</w:t>
+        <w:t>62 endpoints. Everything under `/public/` is unauthenticated by design; everything under `/internal/` requires a session cookie and, where shown, a role.</w:t>
       </w:r>
     </w:p>
     <w:p>
@@ -6771,7 +7116,7 @@
                 <w:b/>
                 <w:sz w:val="18"/>
               </w:rPr>
-              <w:t>Roles</w:t>
+              <w:t>Requires</w:t>
             </w:r>
           </w:p>
         </w:tc>
@@ -6829,7 +7174,7 @@
               <w:rPr>
                 <w:sz w:val="18"/>
               </w:rPr>
-              <w:t>admin, zone_manager</w:t>
+              <w:t>team.manage</w:t>
             </w:r>
           </w:p>
         </w:tc>
@@ -6887,7 +7232,7 @@
               <w:rPr>
                 <w:sz w:val="18"/>
               </w:rPr>
-              <w:t>admin, zone_manager</w:t>
+              <w:t>team.manage</w:t>
             </w:r>
           </w:p>
         </w:tc>
@@ -6945,7 +7290,7 @@
               <w:rPr>
                 <w:sz w:val="18"/>
               </w:rPr>
-              <w:t>admin, zone_manager</w:t>
+              <w:t>team.manage</w:t>
             </w:r>
           </w:p>
         </w:tc>
@@ -7003,7 +7348,7 @@
               <w:rPr>
                 <w:sz w:val="18"/>
               </w:rPr>
-              <w:t>admin, zone_manager</w:t>
+              <w:t>team.manage</w:t>
             </w:r>
           </w:p>
         </w:tc>
@@ -7061,7 +7406,7 @@
               <w:rPr>
                 <w:sz w:val="18"/>
               </w:rPr>
-              <w:t>super_admin</w:t>
+              <w:t>instance.administer</w:t>
             </w:r>
           </w:p>
         </w:tc>
@@ -7119,7 +7464,7 @@
               <w:rPr>
                 <w:sz w:val="18"/>
               </w:rPr>
-              <w:t>admin, zone_manager</w:t>
+              <w:t>team.manage</w:t>
             </w:r>
           </w:p>
         </w:tc>
@@ -7177,7 +7522,7 @@
               <w:rPr>
                 <w:sz w:val="18"/>
               </w:rPr>
-              <w:t>admin, zone_manager</w:t>
+              <w:t>team.manage</w:t>
             </w:r>
           </w:p>
         </w:tc>
@@ -7235,7 +7580,7 @@
               <w:rPr>
                 <w:sz w:val="18"/>
               </w:rPr>
-              <w:t>admin, auditor</w:t>
+              <w:t>audit.read</w:t>
             </w:r>
           </w:p>
         </w:tc>
@@ -7293,7 +7638,7 @@
               <w:rPr>
                 <w:sz w:val="18"/>
               </w:rPr>
-              <w:t>admin, auditor</w:t>
+              <w:t>audit.read</w:t>
             </w:r>
           </w:p>
         </w:tc>
@@ -7699,7 +8044,7 @@
               <w:rPr>
                 <w:sz w:val="18"/>
               </w:rPr>
-              <w:t>admin, zone_manager, approver</w:t>
+              <w:t>cases.work</w:t>
             </w:r>
           </w:p>
         </w:tc>
@@ -7757,7 +8102,7 @@
               <w:rPr>
                 <w:sz w:val="18"/>
               </w:rPr>
-              <w:t>admin, zone_manager, approver</w:t>
+              <w:t>cases.work</w:t>
             </w:r>
           </w:p>
         </w:tc>
@@ -7815,7 +8160,7 @@
               <w:rPr>
                 <w:sz w:val="18"/>
               </w:rPr>
-              <w:t>admin, zone_manager, approver</w:t>
+              <w:t>cases.work</w:t>
             </w:r>
           </w:p>
         </w:tc>
@@ -7873,7 +8218,7 @@
               <w:rPr>
                 <w:sz w:val="18"/>
               </w:rPr>
-              <w:t>admin, zone_manager, approver</w:t>
+              <w:t>cases.work</w:t>
             </w:r>
           </w:p>
         </w:tc>
@@ -7931,7 +8276,7 @@
               <w:rPr>
                 <w:sz w:val="18"/>
               </w:rPr>
-              <w:t>admin, zone_manager, approver</w:t>
+              <w:t>cases.work</w:t>
             </w:r>
           </w:p>
         </w:tc>
@@ -7989,7 +8334,7 @@
               <w:rPr>
                 <w:sz w:val="18"/>
               </w:rPr>
-              <w:t>admin, zone_manager, approver</w:t>
+              <w:t>cases.work</w:t>
             </w:r>
           </w:p>
         </w:tc>
@@ -8047,7 +8392,7 @@
               <w:rPr>
                 <w:sz w:val="18"/>
               </w:rPr>
-              <w:t>admin</w:t>
+              <w:t>system.operate</w:t>
             </w:r>
           </w:p>
         </w:tc>
@@ -8163,7 +8508,7 @@
               <w:rPr>
                 <w:sz w:val="18"/>
               </w:rPr>
-              <w:t>admin, zone_manager</w:t>
+              <w:t>config.manage</w:t>
             </w:r>
           </w:p>
         </w:tc>
@@ -8221,7 +8566,7 @@
               <w:rPr>
                 <w:sz w:val="18"/>
               </w:rPr>
-              <w:t>admin, zone_manager, approver</w:t>
+              <w:t>cases.work</w:t>
             </w:r>
           </w:p>
         </w:tc>
@@ -8279,7 +8624,7 @@
               <w:rPr>
                 <w:sz w:val="18"/>
               </w:rPr>
-              <w:t>admin, zone_manager, approver</w:t>
+              <w:t>cases.work</w:t>
             </w:r>
           </w:p>
         </w:tc>
@@ -8337,7 +8682,7 @@
               <w:rPr>
                 <w:sz w:val="18"/>
               </w:rPr>
-              <w:t>admin, zone_manager, approver</w:t>
+              <w:t>cases.work</w:t>
             </w:r>
           </w:p>
         </w:tc>
@@ -8685,7 +9030,7 @@
               <w:rPr>
                 <w:sz w:val="18"/>
               </w:rPr>
-              <w:t>admin, zone_manager</w:t>
+              <w:t>reports.run</w:t>
             </w:r>
           </w:p>
         </w:tc>
@@ -8743,7 +9088,7 @@
               <w:rPr>
                 <w:sz w:val="18"/>
               </w:rPr>
-              <w:t>admin, zone_manager</w:t>
+              <w:t>reports.run</w:t>
             </w:r>
           </w:p>
         </w:tc>
@@ -8801,7 +9146,7 @@
               <w:rPr>
                 <w:sz w:val="18"/>
               </w:rPr>
-              <w:t>admin, zone_manager</w:t>
+              <w:t>reports.run</w:t>
             </w:r>
           </w:p>
         </w:tc>
@@ -8859,7 +9204,7 @@
               <w:rPr>
                 <w:sz w:val="18"/>
               </w:rPr>
-              <w:t>admin</w:t>
+              <w:t>system.operate</w:t>
             </w:r>
           </w:p>
         </w:tc>
@@ -8917,7 +9262,7 @@
               <w:rPr>
                 <w:sz w:val="18"/>
               </w:rPr>
-              <w:t>admin</w:t>
+              <w:t>system.operate</w:t>
             </w:r>
           </w:p>
         </w:tc>
@@ -8975,7 +9320,7 @@
               <w:rPr>
                 <w:sz w:val="18"/>
               </w:rPr>
-              <w:t>admin</w:t>
+              <w:t>system.operate</w:t>
             </w:r>
           </w:p>
         </w:tc>
@@ -9033,7 +9378,7 @@
               <w:rPr>
                 <w:sz w:val="18"/>
               </w:rPr>
-              <w:t>admin</w:t>
+              <w:t>system.operate</w:t>
             </w:r>
           </w:p>
         </w:tc>
@@ -9091,7 +9436,7 @@
               <w:rPr>
                 <w:sz w:val="18"/>
               </w:rPr>
-              <w:t>admin</w:t>
+              <w:t>system.operate</w:t>
             </w:r>
           </w:p>
         </w:tc>
@@ -9149,7 +9494,7 @@
               <w:rPr>
                 <w:sz w:val="18"/>
               </w:rPr>
-              <w:t>admin, zone_manager</w:t>
+              <w:t>config.manage</w:t>
             </w:r>
           </w:p>
         </w:tc>
@@ -9207,7 +9552,7 @@
               <w:rPr>
                 <w:sz w:val="18"/>
               </w:rPr>
-              <w:t>admin, zone_manager</w:t>
+              <w:t>config.manage</w:t>
             </w:r>
           </w:p>
         </w:tc>
@@ -9265,7 +9610,7 @@
               <w:rPr>
                 <w:sz w:val="18"/>
               </w:rPr>
-              <w:t>admin, zone_manager</w:t>
+              <w:t>config.manage</w:t>
             </w:r>
           </w:p>
         </w:tc>
@@ -9323,7 +9668,7 @@
               <w:rPr>
                 <w:sz w:val="18"/>
               </w:rPr>
-              <w:t>admin, zone_manager</w:t>
+              <w:t>config.manage</w:t>
             </w:r>
           </w:p>
         </w:tc>
@@ -9381,7 +9726,7 @@
               <w:rPr>
                 <w:sz w:val="18"/>
               </w:rPr>
-              <w:t>admin, zone_manager</w:t>
+              <w:t>config.manage</w:t>
             </w:r>
           </w:p>
         </w:tc>
@@ -9439,7 +9784,7 @@
               <w:rPr>
                 <w:sz w:val="18"/>
               </w:rPr>
-              <w:t>admin, zone_manager</w:t>
+              <w:t>config.manage</w:t>
             </w:r>
           </w:p>
         </w:tc>
@@ -9497,7 +9842,7 @@
               <w:rPr>
                 <w:sz w:val="18"/>
               </w:rPr>
-              <w:t>admin, zone_manager</w:t>
+              <w:t>config.manage</w:t>
             </w:r>
           </w:p>
         </w:tc>
@@ -9555,7 +9900,7 @@
               <w:rPr>
                 <w:sz w:val="18"/>
               </w:rPr>
-              <w:t>admin, zone_manager</w:t>
+              <w:t>config.manage</w:t>
             </w:r>
           </w:p>
         </w:tc>
@@ -9613,7 +9958,7 @@
               <w:rPr>
                 <w:sz w:val="18"/>
               </w:rPr>
-              <w:t>admin, zone_manager</w:t>
+              <w:t>config.manage</w:t>
             </w:r>
           </w:p>
         </w:tc>
@@ -9653,7 +9998,7 @@
                 <w:color w:val="6F5900"/>
                 <w:sz w:val="18"/>
               </w:rPr>
-              <w:t>/internal/admin/settings/email/gmail/callback</w:t>
+              <w:t>/internal/admin/settings</w:t>
             </w:r>
           </w:p>
         </w:tc>
@@ -9671,7 +10016,7 @@
               <w:rPr>
                 <w:sz w:val="18"/>
               </w:rPr>
-              <w:t>any signed-in</w:t>
+              <w:t>instance.administer</w:t>
             </w:r>
           </w:p>
         </w:tc>
@@ -9691,7 +10036,7 @@
               <w:rPr>
                 <w:sz w:val="18"/>
               </w:rPr>
-              <w:t>GET</w:t>
+              <w:t>PUT</w:t>
             </w:r>
           </w:p>
         </w:tc>
@@ -9729,7 +10074,7 @@
               <w:rPr>
                 <w:sz w:val="18"/>
               </w:rPr>
-              <w:t>super_admin</w:t>
+              <w:t>instance.administer</w:t>
             </w:r>
           </w:p>
         </w:tc>
@@ -9749,7 +10094,7 @@
               <w:rPr>
                 <w:sz w:val="18"/>
               </w:rPr>
-              <w:t>PUT</w:t>
+              <w:t>POST</w:t>
             </w:r>
           </w:p>
         </w:tc>
@@ -9769,7 +10114,7 @@
                 <w:color w:val="6F5900"/>
                 <w:sz w:val="18"/>
               </w:rPr>
-              <w:t>/internal/admin/settings</w:t>
+              <w:t>/internal/admin/settings/email/verify</w:t>
             </w:r>
           </w:p>
         </w:tc>
@@ -9787,7 +10132,7 @@
               <w:rPr>
                 <w:sz w:val="18"/>
               </w:rPr>
-              <w:t>super_admin</w:t>
+              <w:t>instance.administer</w:t>
             </w:r>
           </w:p>
         </w:tc>
@@ -9827,7 +10172,7 @@
                 <w:color w:val="6F5900"/>
                 <w:sz w:val="18"/>
               </w:rPr>
-              <w:t>/internal/admin/settings/email/verify</w:t>
+              <w:t>/internal/admin/settings/email/diagnose</w:t>
             </w:r>
           </w:p>
         </w:tc>
@@ -9845,7 +10190,7 @@
               <w:rPr>
                 <w:sz w:val="18"/>
               </w:rPr>
-              <w:t>super_admin</w:t>
+              <w:t>instance.administer</w:t>
             </w:r>
           </w:p>
         </w:tc>
@@ -9885,7 +10230,7 @@
                 <w:color w:val="6F5900"/>
                 <w:sz w:val="18"/>
               </w:rPr>
-              <w:t>/internal/admin/settings/email/diagnose</w:t>
+              <w:t>/internal/admin/settings/email/test-send</w:t>
             </w:r>
           </w:p>
         </w:tc>
@@ -9903,181 +10248,7 @@
               <w:rPr>
                 <w:sz w:val="18"/>
               </w:rPr>
-              <w:t>super_admin</w:t>
-            </w:r>
-          </w:p>
-        </w:tc>
-      </w:tr>
-      <w:tr>
-        <w:tc>
-          <w:tcPr>
-            <w:tcW w:type="dxa" w:w="1152"/>
-          </w:tcPr>
-          <w:p>
-            <w:r>
-              <w:rPr>
-                <w:sz w:val="18"/>
-              </w:rPr>
-            </w:r>
-            <w:r>
-              <w:rPr>
-                <w:sz w:val="18"/>
-              </w:rPr>
-              <w:t>POST</w:t>
-            </w:r>
-          </w:p>
-        </w:tc>
-        <w:tc>
-          <w:tcPr>
-            <w:tcW w:type="dxa" w:w="4608"/>
-          </w:tcPr>
-          <w:p>
-            <w:r>
-              <w:rPr>
-                <w:sz w:val="18"/>
-              </w:rPr>
-            </w:r>
-            <w:r>
-              <w:rPr>
-                <w:rFonts w:ascii="Consolas" w:hAnsi="Consolas"/>
-                <w:color w:val="6F5900"/>
-                <w:sz w:val="18"/>
-              </w:rPr>
-              <w:t>/internal/admin/settings/email/gmail/authorize</w:t>
-            </w:r>
-          </w:p>
-        </w:tc>
-        <w:tc>
-          <w:tcPr>
-            <w:tcW w:type="dxa" w:w="3456"/>
-          </w:tcPr>
-          <w:p>
-            <w:r>
-              <w:rPr>
-                <w:sz w:val="18"/>
-              </w:rPr>
-            </w:r>
-            <w:r>
-              <w:rPr>
-                <w:sz w:val="18"/>
-              </w:rPr>
-              <w:t>super_admin</w:t>
-            </w:r>
-          </w:p>
-        </w:tc>
-      </w:tr>
-      <w:tr>
-        <w:tc>
-          <w:tcPr>
-            <w:tcW w:type="dxa" w:w="1152"/>
-          </w:tcPr>
-          <w:p>
-            <w:r>
-              <w:rPr>
-                <w:sz w:val="18"/>
-              </w:rPr>
-            </w:r>
-            <w:r>
-              <w:rPr>
-                <w:sz w:val="18"/>
-              </w:rPr>
-              <w:t>GET</w:t>
-            </w:r>
-          </w:p>
-        </w:tc>
-        <w:tc>
-          <w:tcPr>
-            <w:tcW w:type="dxa" w:w="4608"/>
-          </w:tcPr>
-          <w:p>
-            <w:r>
-              <w:rPr>
-                <w:sz w:val="18"/>
-              </w:rPr>
-            </w:r>
-            <w:r>
-              <w:rPr>
-                <w:rFonts w:ascii="Consolas" w:hAnsi="Consolas"/>
-                <w:color w:val="6F5900"/>
-                <w:sz w:val="18"/>
-              </w:rPr>
-              <w:t>/internal/admin/settings/email/gmail/redirect-uri</w:t>
-            </w:r>
-          </w:p>
-        </w:tc>
-        <w:tc>
-          <w:tcPr>
-            <w:tcW w:type="dxa" w:w="3456"/>
-          </w:tcPr>
-          <w:p>
-            <w:r>
-              <w:rPr>
-                <w:sz w:val="18"/>
-              </w:rPr>
-            </w:r>
-            <w:r>
-              <w:rPr>
-                <w:sz w:val="18"/>
-              </w:rPr>
-              <w:t>super_admin</w:t>
-            </w:r>
-          </w:p>
-        </w:tc>
-      </w:tr>
-      <w:tr>
-        <w:tc>
-          <w:tcPr>
-            <w:tcW w:type="dxa" w:w="1152"/>
-          </w:tcPr>
-          <w:p>
-            <w:r>
-              <w:rPr>
-                <w:sz w:val="18"/>
-              </w:rPr>
-            </w:r>
-            <w:r>
-              <w:rPr>
-                <w:sz w:val="18"/>
-              </w:rPr>
-              <w:t>POST</w:t>
-            </w:r>
-          </w:p>
-        </w:tc>
-        <w:tc>
-          <w:tcPr>
-            <w:tcW w:type="dxa" w:w="4608"/>
-          </w:tcPr>
-          <w:p>
-            <w:r>
-              <w:rPr>
-                <w:sz w:val="18"/>
-              </w:rPr>
-            </w:r>
-            <w:r>
-              <w:rPr>
-                <w:rFonts w:ascii="Consolas" w:hAnsi="Consolas"/>
-                <w:color w:val="6F5900"/>
-                <w:sz w:val="18"/>
-              </w:rPr>
-              <w:t>/internal/admin/settings/email/test-send</w:t>
-            </w:r>
-          </w:p>
-        </w:tc>
-        <w:tc>
-          <w:tcPr>
-            <w:tcW w:type="dxa" w:w="3456"/>
-          </w:tcPr>
-          <w:p>
-            <w:r>
-              <w:rPr>
-                <w:sz w:val="18"/>
-              </w:rPr>
-            </w:r>
-            <w:r>
-              <w:rPr>
-                <w:sz w:val="18"/>
-              </w:rPr>
-              <w:t>super_admin</w:t>
+              <w:t>instance.administer</w:t>
             </w:r>
           </w:p>
         </w:tc>
@@ -10766,7 +10937,7 @@
               <w:rPr>
                 <w:sz w:val="18"/>
               </w:rPr>
-              <w:t>Template rendering and the role ladder</w:t>
+              <w:t>Template rendering, the permission table, and role assignment</w:t>
             </w:r>
           </w:p>
         </w:tc>
@@ -12005,7 +12176,7 @@
           <w:color w:val="6F5900"/>
           <w:sz w:val="18"/>
         </w:rPr>
-        <w:t>SessionUser</w:t>
+        <w:t>Role</w:t>
       </w:r>
       <w:r>
         <w:t xml:space="preserve"> union and to </w:t>
@@ -12016,7 +12187,7 @@
           <w:color w:val="6F5900"/>
           <w:sz w:val="18"/>
         </w:rPr>
-        <w:t>RANK</w:t>
+        <w:t>ROLE_PERMISSIONS</w:t>
       </w:r>
       <w:r>
         <w:t xml:space="preserve"> in </w:t>
@@ -12027,10 +12198,10 @@
           <w:color w:val="6F5900"/>
           <w:sz w:val="18"/>
         </w:rPr>
-        <w:t>auth.guard.ts</w:t>
-      </w:r>
-      <w:r>
-        <w:t>, or leave it off the ladder if it should not inherit.</w:t>
+        <w:t>permissions.ts</w:t>
+      </w:r>
+      <w:r>
+        <w:t>, listing every permission it holds -- nothing is inherited by rank.</w:t>
       </w:r>
     </w:p>
     <w:p>
@@ -12038,7 +12209,7 @@
         <w:pStyle w:val="ListNumber"/>
       </w:pPr>
       <w:r>
-        <w:t xml:space="preserve">Extend </w:t>
+        <w:t xml:space="preserve">If its session should see every zone rather than one, add it to </w:t>
       </w:r>
       <w:r>
         <w:rPr>
@@ -12046,10 +12217,51 @@
           <w:color w:val="6F5900"/>
           <w:sz w:val="18"/>
         </w:rPr>
-        <w:t>auth.guard.spec.ts</w:t>
-      </w:r>
-      <w:r>
-        <w:t xml:space="preserve"> first; the ladder is security-critical and the tests are the specification.</w:t>
+        <w:t>ZONE_WIDE_ROLES</w:t>
+      </w:r>
+      <w:r>
+        <w:t xml:space="preserve"> in the same file: </w:t>
+      </w:r>
+      <w:r>
+        <w:rPr>
+          <w:rFonts w:ascii="Consolas" w:hAnsi="Consolas"/>
+          <w:color w:val="6F5900"/>
+          <w:sz w:val="18"/>
+        </w:rPr>
+        <w:t>zoneContextFor</w:t>
+      </w:r>
+      <w:r>
+        <w:t xml:space="preserve"> and </w:t>
+      </w:r>
+      <w:r>
+        <w:rPr>
+          <w:rFonts w:ascii="Consolas" w:hAnsi="Consolas"/>
+          <w:color w:val="6F5900"/>
+          <w:sz w:val="18"/>
+        </w:rPr>
+        <w:t>canAssignRole</w:t>
+      </w:r>
+      <w:r>
+        <w:t xml:space="preserve"> both read that list, so a zone manager cannot mint the new role by accident.</w:t>
+      </w:r>
+    </w:p>
+    <w:p>
+      <w:pPr>
+        <w:pStyle w:val="ListNumber"/>
+      </w:pPr>
+      <w:r>
+        <w:t xml:space="preserve">Extend </w:t>
+      </w:r>
+      <w:r>
+        <w:rPr>
+          <w:rFonts w:ascii="Consolas" w:hAnsi="Consolas"/>
+          <w:color w:val="6F5900"/>
+          <w:sz w:val="18"/>
+        </w:rPr>
+        <w:t>permissions.spec.ts</w:t>
+      </w:r>
+      <w:r>
+        <w:t xml:space="preserve"> first; the table is security-critical and the tests are the specification.</w:t>
       </w:r>
     </w:p>
     <w:p>
@@ -12079,7 +12291,18 @@
         <w:t>admin-users.controller.ts</w:t>
       </w:r>
       <w:r>
-        <w:t xml:space="preserve"> and to the console's nav guards.</w:t>
+        <w:t xml:space="preserve">, to the write arrays in </w:t>
+      </w:r>
+      <w:r>
+        <w:rPr>
+          <w:rFonts w:ascii="Consolas" w:hAnsi="Consolas"/>
+          <w:color w:val="6F5900"/>
+          <w:sz w:val="18"/>
+        </w:rPr>
+        <w:t>0013_role-matrix.sql</w:t>
+      </w:r>
+      <w:r>
+        <w:t>, and to the console's nav guards.</w:t>
       </w:r>
     </w:p>
     <w:p>
